--- a/-foundations-data-data-everywhere/-data-life-cycles-and-phases.docx
+++ b/-foundations-data-data-everywhere/-data-life-cycles-and-phases.docx
@@ -35,6 +35,240 @@
           <w:lang w:val="en-US"/>
         </w:rPr>
         <w:t>Data life cycle</w:t>
+      </w:r>
+    </w:p>
+    <w:p>
+      <w:pPr>
+        <w:pStyle w:val="PargrafodaLista"/>
+        <w:numPr>
+          <w:ilvl w:val="0"/>
+          <w:numId w:val="2"/>
+        </w:numPr>
+        <w:rPr>
+          <w:sz w:val="28"/>
+          <w:szCs w:val="28"/>
+          <w:lang w:val="en-US"/>
+        </w:rPr>
+      </w:pPr>
+      <w:r>
+        <w:rPr>
+          <w:rStyle w:val="Ttulo2Char"/>
+          <w:lang w:val="en-US"/>
+        </w:rPr>
+        <w:t>Planning</w:t>
+      </w:r>
+      <w:r>
+        <w:rPr>
+          <w:sz w:val="28"/>
+          <w:szCs w:val="28"/>
+          <w:lang w:val="en-US"/>
+        </w:rPr>
+        <w:t>: What kind of data it</w:t>
+      </w:r>
+      <w:r>
+        <w:rPr>
+          <w:sz w:val="28"/>
+          <w:szCs w:val="28"/>
+          <w:lang w:val="en-US"/>
+        </w:rPr>
+        <w:t xml:space="preserve"> i</w:t>
+      </w:r>
+      <w:r>
+        <w:rPr>
+          <w:sz w:val="28"/>
+          <w:szCs w:val="28"/>
+          <w:lang w:val="en-US"/>
+        </w:rPr>
+        <w:t>s needed and how it is going to be managed throughout its life cycle.</w:t>
+      </w:r>
+    </w:p>
+    <w:p>
+      <w:pPr>
+        <w:pStyle w:val="PargrafodaLista"/>
+        <w:numPr>
+          <w:ilvl w:val="0"/>
+          <w:numId w:val="2"/>
+        </w:numPr>
+        <w:rPr>
+          <w:sz w:val="28"/>
+          <w:szCs w:val="28"/>
+          <w:lang w:val="en-US"/>
+        </w:rPr>
+      </w:pPr>
+      <w:r>
+        <w:rPr>
+          <w:rStyle w:val="Ttulo2Char"/>
+          <w:lang w:val="en-US"/>
+        </w:rPr>
+        <w:t>Collect</w:t>
+      </w:r>
+      <w:r>
+        <w:rPr>
+          <w:sz w:val="28"/>
+          <w:szCs w:val="28"/>
+          <w:lang w:val="en-US"/>
+        </w:rPr>
+        <w:t xml:space="preserve">: The </w:t>
+      </w:r>
+      <w:r>
+        <w:rPr>
+          <w:sz w:val="28"/>
+          <w:szCs w:val="28"/>
+          <w:lang w:val="en-US"/>
+        </w:rPr>
+        <w:t>possibilities of how</w:t>
+      </w:r>
+      <w:r>
+        <w:rPr>
+          <w:sz w:val="28"/>
+          <w:szCs w:val="28"/>
+          <w:lang w:val="en-US"/>
+        </w:rPr>
+        <w:t xml:space="preserve"> data can be collected and brought to a company are endless, it could be through outside sources or company intern data base.</w:t>
+      </w:r>
+    </w:p>
+    <w:p>
+      <w:pPr>
+        <w:pStyle w:val="PargrafodaLista"/>
+        <w:numPr>
+          <w:ilvl w:val="0"/>
+          <w:numId w:val="2"/>
+        </w:numPr>
+        <w:rPr>
+          <w:sz w:val="28"/>
+          <w:szCs w:val="28"/>
+          <w:lang w:val="en-US"/>
+        </w:rPr>
+      </w:pPr>
+      <w:proofErr w:type="spellStart"/>
+      <w:r>
+        <w:rPr>
+          <w:rStyle w:val="Ttulo2Char"/>
+        </w:rPr>
+        <w:t>Manage</w:t>
+      </w:r>
+      <w:proofErr w:type="spellEnd"/>
+      <w:r>
+        <w:rPr>
+          <w:sz w:val="28"/>
+          <w:szCs w:val="28"/>
+          <w:lang w:val="en-US"/>
+        </w:rPr>
+        <w:t>: Management of the collected data, cleansing and ensuring the integrity of it.</w:t>
+      </w:r>
+    </w:p>
+    <w:p>
+      <w:pPr>
+        <w:pStyle w:val="PargrafodaLista"/>
+        <w:numPr>
+          <w:ilvl w:val="0"/>
+          <w:numId w:val="2"/>
+        </w:numPr>
+        <w:rPr>
+          <w:sz w:val="28"/>
+          <w:szCs w:val="28"/>
+          <w:lang w:val="en-US"/>
+        </w:rPr>
+      </w:pPr>
+      <w:proofErr w:type="spellStart"/>
+      <w:r>
+        <w:rPr>
+          <w:rStyle w:val="Ttulo2Char"/>
+        </w:rPr>
+        <w:t>Analyze</w:t>
+      </w:r>
+      <w:proofErr w:type="spellEnd"/>
+      <w:r>
+        <w:rPr>
+          <w:sz w:val="28"/>
+          <w:szCs w:val="28"/>
+          <w:lang w:val="en-US"/>
+        </w:rPr>
+        <w:t xml:space="preserve">: Data analysis begins when the data is clean and safe. The analysts are responsible for discovering tendencies and insights </w:t>
+      </w:r>
+      <w:r>
+        <w:rPr>
+          <w:sz w:val="28"/>
+          <w:szCs w:val="28"/>
+          <w:lang w:val="en-US"/>
+        </w:rPr>
+        <w:t>from</w:t>
+      </w:r>
+      <w:r>
+        <w:rPr>
+          <w:sz w:val="28"/>
+          <w:szCs w:val="28"/>
+          <w:lang w:val="en-US"/>
+        </w:rPr>
+        <w:t xml:space="preserve"> the data, guiding the business through data-driven decisions.</w:t>
+      </w:r>
+    </w:p>
+    <w:p>
+      <w:pPr>
+        <w:pStyle w:val="PargrafodaLista"/>
+        <w:numPr>
+          <w:ilvl w:val="0"/>
+          <w:numId w:val="2"/>
+        </w:numPr>
+        <w:rPr>
+          <w:sz w:val="28"/>
+          <w:szCs w:val="28"/>
+          <w:lang w:val="en-US"/>
+        </w:rPr>
+      </w:pPr>
+      <w:proofErr w:type="spellStart"/>
+      <w:r>
+        <w:rPr>
+          <w:rStyle w:val="Ttulo2Char"/>
+        </w:rPr>
+        <w:t>Archive</w:t>
+      </w:r>
+      <w:proofErr w:type="spellEnd"/>
+      <w:r>
+        <w:rPr>
+          <w:sz w:val="28"/>
+          <w:szCs w:val="28"/>
+          <w:lang w:val="en-US"/>
+        </w:rPr>
+        <w:t xml:space="preserve">: </w:t>
+      </w:r>
+      <w:r>
+        <w:rPr>
+          <w:sz w:val="28"/>
+          <w:szCs w:val="28"/>
+          <w:lang w:val="en-US"/>
+        </w:rPr>
+        <w:t>Storing data in a reliable place, where it will be available, but it is no longer useful at the current time.</w:t>
+      </w:r>
+    </w:p>
+    <w:p>
+      <w:pPr>
+        <w:pStyle w:val="PargrafodaLista"/>
+        <w:numPr>
+          <w:ilvl w:val="0"/>
+          <w:numId w:val="2"/>
+        </w:numPr>
+        <w:rPr>
+          <w:sz w:val="28"/>
+          <w:szCs w:val="28"/>
+          <w:lang w:val="en-US"/>
+        </w:rPr>
+      </w:pPr>
+      <w:proofErr w:type="spellStart"/>
+      <w:r>
+        <w:rPr>
+          <w:rStyle w:val="Ttulo2Char"/>
+        </w:rPr>
+        <w:t>Destroy</w:t>
+      </w:r>
+      <w:proofErr w:type="spellEnd"/>
+      <w:r>
+        <w:rPr>
+          <w:sz w:val="28"/>
+          <w:szCs w:val="28"/>
+          <w:lang w:val="en-US"/>
+        </w:rPr>
+        <w:t>: Destroy data with internal securities methods for deleting data, ensuring the company’s and clients data integrity.</w:t>
       </w:r>
     </w:p>
     <w:p>
@@ -222,6 +456,195 @@
     </w:sectPr>
   </w:body>
 </w:document>
+</file>
+
+<file path=word/numbering.xml><?xml version="1.0" encoding="utf-8"?>
+<w:numbering xmlns:wpc="http://schemas.microsoft.com/office/word/2010/wordprocessingCanvas" xmlns:cx="http://schemas.microsoft.com/office/drawing/2014/chartex" xmlns:cx1="http://schemas.microsoft.com/office/drawing/2015/9/8/chartex" xmlns:cx2="http://schemas.microsoft.com/office/drawing/2015/10/21/chartex" xmlns:cx3="http://schemas.microsoft.com/office/drawing/2016/5/9/chartex" xmlns:cx4="http://schemas.microsoft.com/office/drawing/2016/5/10/chartex" xmlns:cx5="http://schemas.microsoft.com/office/drawing/2016/5/11/chartex" xmlns:cx6="http://schemas.microsoft.com/office/drawing/2016/5/12/chartex" xmlns:cx7="http://schemas.microsoft.com/office/drawing/2016/5/13/chartex" xmlns:cx8="http://schemas.microsoft.com/office/drawing/2016/5/14/chartex" xmlns:mc="http://schemas.openxmlformats.org/markup-compatibility/2006" xmlns:aink="http://schemas.microsoft.com/office/drawing/2016/ink" xmlns:am3d="http://schemas.microsoft.com/office/drawing/2017/model3d" xmlns:o="urn:schemas-microsoft-com:office:office" xmlns:oel="http://schemas.microsoft.com/office/2019/extlst" xmlns:r="http://schemas.openxmlformats.org/officeDocument/2006/relationships" xmlns:m="http://schemas.openxmlformats.org/officeDocument/2006/math" xmlns:v="urn:schemas-microsoft-com:vml" xmlns:wp14="http://schemas.microsoft.com/office/word/2010/wordprocessingDrawing" xmlns:wp="http://schemas.openxmlformats.org/drawingml/2006/wordprocessingDrawing" xmlns:w10="urn:schemas-microsoft-com:office:word" xmlns:w="http://schemas.openxmlformats.org/wordprocessingml/2006/main" xmlns:w14="http://schemas.microsoft.com/office/word/2010/wordml" xmlns:w15="http://schemas.microsoft.com/office/word/2012/wordml" xmlns:w16cex="http://schemas.microsoft.com/office/word/2018/wordml/cex" xmlns:w16cid="http://schemas.microsoft.com/office/word/2016/wordml/cid" xmlns:w16="http://schemas.microsoft.com/office/word/2018/wordml" xmlns:w16sdtdh="http://schemas.microsoft.com/office/word/2020/wordml/sdtdatahash" xmlns:w16se="http://schemas.microsoft.com/office/word/2015/wordml/symex" xmlns:wpg="http://schemas.microsoft.com/office/word/2010/wordprocessingGroup" xmlns:wpi="http://schemas.microsoft.com/office/word/2010/wordprocessingInk" xmlns:wne="http://schemas.microsoft.com/office/word/2006/wordml" xmlns:wps="http://schemas.microsoft.com/office/word/2010/wordprocessingShape" mc:Ignorable="w14 w15 w16se w16cid w16 w16cex w16sdtdh wp14">
+  <w:abstractNum w:abstractNumId="0" w15:restartNumberingAfterBreak="0">
+    <w:nsid w:val="534675E5"/>
+    <w:multiLevelType w:val="hybridMultilevel"/>
+    <w:tmpl w:val="7A9E754E"/>
+    <w:lvl w:ilvl="0" w:tplc="0416000F">
+      <w:start w:val="1"/>
+      <w:numFmt w:val="decimal"/>
+      <w:lvlText w:val="%1."/>
+      <w:lvlJc w:val="left"/>
+      <w:pPr>
+        <w:ind w:left="720" w:hanging="360"/>
+      </w:pPr>
+      <w:rPr>
+        <w:rFonts w:hint="default"/>
+      </w:rPr>
+    </w:lvl>
+    <w:lvl w:ilvl="1" w:tplc="04160019" w:tentative="1">
+      <w:start w:val="1"/>
+      <w:numFmt w:val="lowerLetter"/>
+      <w:lvlText w:val="%2."/>
+      <w:lvlJc w:val="left"/>
+      <w:pPr>
+        <w:ind w:left="1440" w:hanging="360"/>
+      </w:pPr>
+    </w:lvl>
+    <w:lvl w:ilvl="2" w:tplc="0416001B" w:tentative="1">
+      <w:start w:val="1"/>
+      <w:numFmt w:val="lowerRoman"/>
+      <w:lvlText w:val="%3."/>
+      <w:lvlJc w:val="right"/>
+      <w:pPr>
+        <w:ind w:left="2160" w:hanging="180"/>
+      </w:pPr>
+    </w:lvl>
+    <w:lvl w:ilvl="3" w:tplc="0416000F" w:tentative="1">
+      <w:start w:val="1"/>
+      <w:numFmt w:val="decimal"/>
+      <w:lvlText w:val="%4."/>
+      <w:lvlJc w:val="left"/>
+      <w:pPr>
+        <w:ind w:left="2880" w:hanging="360"/>
+      </w:pPr>
+    </w:lvl>
+    <w:lvl w:ilvl="4" w:tplc="04160019" w:tentative="1">
+      <w:start w:val="1"/>
+      <w:numFmt w:val="lowerLetter"/>
+      <w:lvlText w:val="%5."/>
+      <w:lvlJc w:val="left"/>
+      <w:pPr>
+        <w:ind w:left="3600" w:hanging="360"/>
+      </w:pPr>
+    </w:lvl>
+    <w:lvl w:ilvl="5" w:tplc="0416001B" w:tentative="1">
+      <w:start w:val="1"/>
+      <w:numFmt w:val="lowerRoman"/>
+      <w:lvlText w:val="%6."/>
+      <w:lvlJc w:val="right"/>
+      <w:pPr>
+        <w:ind w:left="4320" w:hanging="180"/>
+      </w:pPr>
+    </w:lvl>
+    <w:lvl w:ilvl="6" w:tplc="0416000F" w:tentative="1">
+      <w:start w:val="1"/>
+      <w:numFmt w:val="decimal"/>
+      <w:lvlText w:val="%7."/>
+      <w:lvlJc w:val="left"/>
+      <w:pPr>
+        <w:ind w:left="5040" w:hanging="360"/>
+      </w:pPr>
+    </w:lvl>
+    <w:lvl w:ilvl="7" w:tplc="04160019" w:tentative="1">
+      <w:start w:val="1"/>
+      <w:numFmt w:val="lowerLetter"/>
+      <w:lvlText w:val="%8."/>
+      <w:lvlJc w:val="left"/>
+      <w:pPr>
+        <w:ind w:left="5760" w:hanging="360"/>
+      </w:pPr>
+    </w:lvl>
+    <w:lvl w:ilvl="8" w:tplc="0416001B" w:tentative="1">
+      <w:start w:val="1"/>
+      <w:numFmt w:val="lowerRoman"/>
+      <w:lvlText w:val="%9."/>
+      <w:lvlJc w:val="right"/>
+      <w:pPr>
+        <w:ind w:left="6480" w:hanging="180"/>
+      </w:pPr>
+    </w:lvl>
+  </w:abstractNum>
+  <w:abstractNum w:abstractNumId="1" w15:restartNumberingAfterBreak="0">
+    <w:nsid w:val="589635CC"/>
+    <w:multiLevelType w:val="hybridMultilevel"/>
+    <w:tmpl w:val="090433CE"/>
+    <w:lvl w:ilvl="0" w:tplc="0416000F">
+      <w:start w:val="1"/>
+      <w:numFmt w:val="decimal"/>
+      <w:lvlText w:val="%1."/>
+      <w:lvlJc w:val="left"/>
+      <w:pPr>
+        <w:ind w:left="720" w:hanging="360"/>
+      </w:pPr>
+      <w:rPr>
+        <w:rFonts w:hint="default"/>
+      </w:rPr>
+    </w:lvl>
+    <w:lvl w:ilvl="1" w:tplc="04160019" w:tentative="1">
+      <w:start w:val="1"/>
+      <w:numFmt w:val="lowerLetter"/>
+      <w:lvlText w:val="%2."/>
+      <w:lvlJc w:val="left"/>
+      <w:pPr>
+        <w:ind w:left="1440" w:hanging="360"/>
+      </w:pPr>
+    </w:lvl>
+    <w:lvl w:ilvl="2" w:tplc="0416001B" w:tentative="1">
+      <w:start w:val="1"/>
+      <w:numFmt w:val="lowerRoman"/>
+      <w:lvlText w:val="%3."/>
+      <w:lvlJc w:val="right"/>
+      <w:pPr>
+        <w:ind w:left="2160" w:hanging="180"/>
+      </w:pPr>
+    </w:lvl>
+    <w:lvl w:ilvl="3" w:tplc="0416000F" w:tentative="1">
+      <w:start w:val="1"/>
+      <w:numFmt w:val="decimal"/>
+      <w:lvlText w:val="%4."/>
+      <w:lvlJc w:val="left"/>
+      <w:pPr>
+        <w:ind w:left="2880" w:hanging="360"/>
+      </w:pPr>
+    </w:lvl>
+    <w:lvl w:ilvl="4" w:tplc="04160019" w:tentative="1">
+      <w:start w:val="1"/>
+      <w:numFmt w:val="lowerLetter"/>
+      <w:lvlText w:val="%5."/>
+      <w:lvlJc w:val="left"/>
+      <w:pPr>
+        <w:ind w:left="3600" w:hanging="360"/>
+      </w:pPr>
+    </w:lvl>
+    <w:lvl w:ilvl="5" w:tplc="0416001B" w:tentative="1">
+      <w:start w:val="1"/>
+      <w:numFmt w:val="lowerRoman"/>
+      <w:lvlText w:val="%6."/>
+      <w:lvlJc w:val="right"/>
+      <w:pPr>
+        <w:ind w:left="4320" w:hanging="180"/>
+      </w:pPr>
+    </w:lvl>
+    <w:lvl w:ilvl="6" w:tplc="0416000F" w:tentative="1">
+      <w:start w:val="1"/>
+      <w:numFmt w:val="decimal"/>
+      <w:lvlText w:val="%7."/>
+      <w:lvlJc w:val="left"/>
+      <w:pPr>
+        <w:ind w:left="5040" w:hanging="360"/>
+      </w:pPr>
+    </w:lvl>
+    <w:lvl w:ilvl="7" w:tplc="04160019" w:tentative="1">
+      <w:start w:val="1"/>
+      <w:numFmt w:val="lowerLetter"/>
+      <w:lvlText w:val="%8."/>
+      <w:lvlJc w:val="left"/>
+      <w:pPr>
+        <w:ind w:left="5760" w:hanging="360"/>
+      </w:pPr>
+    </w:lvl>
+    <w:lvl w:ilvl="8" w:tplc="0416001B" w:tentative="1">
+      <w:start w:val="1"/>
+      <w:numFmt w:val="lowerRoman"/>
+      <w:lvlText w:val="%9."/>
+      <w:lvlJc w:val="right"/>
+      <w:pPr>
+        <w:ind w:left="6480" w:hanging="180"/>
+      </w:pPr>
+    </w:lvl>
+  </w:abstractNum>
+  <w:num w:numId="1" w16cid:durableId="1654992993">
+    <w:abstractNumId w:val="0"/>
+  </w:num>
+  <w:num w:numId="2" w16cid:durableId="318508232">
+    <w:abstractNumId w:val="1"/>
+  </w:num>
+</w:numbering>
 </file>
 
 <file path=word/styles.xml><?xml version="1.0" encoding="utf-8"?>
@@ -655,7 +1078,6 @@
     <w:next w:val="Normal"/>
     <w:link w:val="Ttulo2Char"/>
     <w:uiPriority w:val="9"/>
-    <w:semiHidden/>
     <w:unhideWhenUsed/>
     <w:qFormat/>
     <w:rsid w:val="00F87519"/>
@@ -677,7 +1099,6 @@
     <w:next w:val="Normal"/>
     <w:link w:val="Ttulo3Char"/>
     <w:uiPriority w:val="9"/>
-    <w:semiHidden/>
     <w:unhideWhenUsed/>
     <w:qFormat/>
     <w:rsid w:val="00F87519"/>
@@ -877,7 +1298,6 @@
     <w:basedOn w:val="Fontepargpadro"/>
     <w:link w:val="Ttulo2"/>
     <w:uiPriority w:val="9"/>
-    <w:semiHidden/>
     <w:rsid w:val="00F87519"/>
     <w:rPr>
       <w:rFonts w:asciiTheme="majorHAnsi" w:eastAsiaTheme="majorEastAsia" w:hAnsiTheme="majorHAnsi" w:cstheme="majorBidi"/>
@@ -890,7 +1310,6 @@
     <w:basedOn w:val="Fontepargpadro"/>
     <w:link w:val="Ttulo3"/>
     <w:uiPriority w:val="9"/>
-    <w:semiHidden/>
     <w:rsid w:val="00F87519"/>
     <w:rPr>
       <w:rFonts w:asciiTheme="majorHAnsi" w:eastAsiaTheme="majorEastAsia" w:hAnsiTheme="majorHAnsi" w:cstheme="majorBidi"/>
